--- a/facilitator-guide-ai-working-agreement.docx
+++ b/facilitator-guide-ai-working-agreement.docx
@@ -995,6 +995,152 @@
       </w:r>
       <w:r>
         <w:t xml:space="preserve"> each iteration, with a retrospective from the Retro Kit to close the loop. The break-down tools (Epic Canvas, Story Map, Story Splitting, Example Mapping) sit between vision and planning.</w:t>
+      </w:r>
+    </w:p>
+    <w:p>
+      <w:pPr>
+        <w:pStyle w:val="Heading1"/>
+      </w:pPr>
+      <w:r>
+        <w:t xml:space="preserve">Recreate it in your whiteboard</w:t>
+      </w:r>
+    </w:p>
+    <w:p>
+      <w:pPr>
+        <w:pStyle w:val="Small"/>
+      </w:pPr>
+      <w:r>
+        <w:t xml:space="preserve">Paste this into your whiteboard's AI assistant (for example Miro AI or Atlassian Rovo) or a general assistant, to get an editable, native version of the board. Results vary by tool, so expect to tidy it up. For an exact copy, import the SVG as a locked background instead.</w:t>
+      </w:r>
+    </w:p>
+    <w:p>
+      <w:r>
+        <w:t xml:space="preserve">Create an editable whiteboard for “AI Working Agreement”, a workshop board.</w:t>
+      </w:r>
+    </w:p>
+    <w:p>
+      <w:r>
+        <w:t xml:space="preserve">Purpose: Agree how the team uses AI tools: where it helps, the guardrails, how output is reviewed, and how you'll know it's working.</w:t>
+      </w:r>
+    </w:p>
+    <w:p>
+      <w:r>
+        <w:t xml:space="preserve">Layout: a wide landscape board (about 16:11). Make one frame per section below, placed as described. In each frame, add the section name as a heading, then its content as short text labels or empty fields to fill in. Leave space in each frame for sticky notes. Use the header colour given. Keep the wording as written and don't add extra content.</w:t>
+      </w:r>
+    </w:p>
+    <w:p>
+      <w:r>
+        <w:t xml:space="preserve">Header fields to fill in: Team, Date</w:t>
+      </w:r>
+    </w:p>
+    <w:p>
+      <w:r>
+        <w:t xml:space="preserve">Sections:</w:t>
+      </w:r>
+    </w:p>
+    <w:p>
+      <w:r>
+        <w:t xml:space="preserve">1. Where We Use AI: top left, about 50% wide and 35% tall; header colour blue.</w:t>
+      </w:r>
+    </w:p>
+    <w:p>
+      <w:r>
+        <w:t xml:space="preserve">   Subtitle: Be specific: name the tasks</w:t>
+      </w:r>
+    </w:p>
+    <w:p>
+      <w:r>
+        <w:t xml:space="preserve">   Content: Encouraged · With care · Not for · e.g. drafts, summaries, test ideas · e.g. code, analysis: always reviewed · e.g. decisions about people</w:t>
+      </w:r>
+    </w:p>
+    <w:p>
+      <w:r>
+        <w:t xml:space="preserve">2. Guardrails: top right, about 50% wide and 35% tall; header colour red.</w:t>
+      </w:r>
+    </w:p>
+    <w:p>
+      <w:r>
+        <w:t xml:space="preserve">   Subtitle: Check with your organisation's policy</w:t>
+      </w:r>
+    </w:p>
+    <w:p>
+      <w:r>
+        <w:t xml:space="preserve">   Content: Only approved tools for work data · No confidential, customer or personal data in unapproved tools · A person reviews AI output before it's used or shipped · We say when work is substantially AI-assisted · We check sources, facts and licences · Approved tools: · Policy owner / contact:</w:t>
+      </w:r>
+    </w:p>
+    <w:p>
+      <w:r>
+        <w:t xml:space="preserve">3. Quality &amp; Review: middle left, about 50% wide and 35% tall; header colour purple.</w:t>
+      </w:r>
+    </w:p>
+    <w:p>
+      <w:r>
+        <w:t xml:space="preserve">   Subtitle: Same bar, whoever wrote it</w:t>
+      </w:r>
+    </w:p>
+    <w:p>
+      <w:r>
+        <w:t xml:space="preserve">   Content: AI-assisted code gets the same review and tests as any code · The person who uses AI owns the result · Reviewers can ask how output was produced · Additions to our Definition of Done:</w:t>
+      </w:r>
+    </w:p>
+    <w:p>
+      <w:r>
+        <w:t xml:space="preserve">4. Skills &amp; Sharing: middle centre, about 25% wide and 35% tall; header colour emerald green.</w:t>
+      </w:r>
+    </w:p>
+    <w:p>
+      <w:r>
+        <w:t xml:space="preserve">   Content: Shared prompts live at: · We share what works at: · Who can help others: · Skills we'll keep sharp:</w:t>
+      </w:r>
+    </w:p>
+    <w:p>
+      <w:r>
+        <w:t xml:space="preserve">5. Risks We'll Watch: middle right, about 25% wide and 35% tall; header colour amber.</w:t>
+      </w:r>
+    </w:p>
+    <w:p>
+      <w:r>
+        <w:t xml:space="preserve">   Content: Wrong or invented answers · Security and data leaks · Bias · over-reliance · lost skills</w:t>
+      </w:r>
+    </w:p>
+    <w:p>
+      <w:r>
+        <w:t xml:space="preserve">6. Measure the Impact: bottom left, about 65% wide and 30% tall; header colour dark green.</w:t>
+      </w:r>
+    </w:p>
+    <w:p>
+      <w:r>
+        <w:t xml:space="preserve">   Subtitle: Is it actually helping?</w:t>
+      </w:r>
+    </w:p>
+    <w:p>
+      <w:r>
+        <w:t xml:space="preserve">   Content: Measure: · Before: · After: · What we noticed: · Try: cycle time · defects found later · review time · rework · team confidence</w:t>
+      </w:r>
+    </w:p>
+    <w:p>
+      <w:r>
+        <w:t xml:space="preserve">7. Review This Agreement: bottom right, about 35% wide and 30% tall; header colour slate grey.</w:t>
+      </w:r>
+    </w:p>
+    <w:p>
+      <w:r>
+        <w:t xml:space="preserve">   Subtitle: Ai changes fast</w:t>
+      </w:r>
+    </w:p>
+    <w:p>
+      <w:r>
+        <w:t xml:space="preserve">   Content: Review every: · Last reviewed: · Owner: · Agreed by the whole team · Checked against organisation policy</w:t>
+      </w:r>
+    </w:p>
+    <w:p>
+      <w:r>
+        <w:t xml:space="preserve">Footer questions: “Where does AI genuinely help us, and where does it get in the way?” “Would we be comfortable explaining how this was made?”</w:t>
+      </w:r>
+    </w:p>
+    <w:p>
+      <w:r>
+        <w:t xml:space="preserve">Original board for reference: https://eparker71.github.io/agile-ways-of-working/ai-working-agreement-board.html</w:t>
       </w:r>
     </w:p>
     <w:p>

--- a/facilitator-guide-ai-working-agreement.docx
+++ b/facilitator-guide-ai-working-agreement.docx
@@ -238,7 +238,7 @@
         </w:numPr>
       </w:pPr>
       <w:r>
-        <w:t xml:space="preserve">Print the board at A3, or load the SVG as a digital background</w:t>
+        <w:t xml:space="preserve">Print the board at A3 or 11×17, or load the SVG as a digital background</w:t>
       </w:r>
     </w:p>
     <w:p>

--- a/facilitator-guide-ai-working-agreement.docx
+++ b/facilitator-guide-ai-working-agreement.docx
@@ -1125,7 +1125,7 @@
     </w:p>
     <w:p>
       <w:r>
-        <w:t xml:space="preserve">   Subtitle: Ai changes fast</w:t>
+        <w:t xml:space="preserve">   Subtitle: AI changes fast</w:t>
       </w:r>
     </w:p>
     <w:p>

--- a/facilitator-guide-ai-working-agreement.docx
+++ b/facilitator-guide-ai-working-agreement.docx
@@ -964,7 +964,13 @@
     </w:p>
     <w:p>
       <w:r>
-        <w:t xml:space="preserve">The lifecycle tools follow the work from start to finish: a </w:t>
+        <w:t xml:space="preserve">For ready-made prompts to share as a team, start with the </w:t>
+      </w:r>
+      <w:r>
+        <w:t xml:space="preserve">Prompt Library</w:t>
+      </w:r>
+      <w:r>
+        <w:t xml:space="preserve">: prompts for everyday agile work, each with a watch-out. The lifecycle tools follow the work from start to finish: a </w:t>
       </w:r>
       <w:r>
         <w:t xml:space="preserve">Team Charter</w:t>
